--- a/CSD325/Module-7/Martin7.2.docx
+++ b/CSD325/Module-7/Martin7.2.docx
@@ -34,9 +34,9 @@
           <w:noProof/>
         </w:rPr>
         <w:drawing>
-          <wp:inline distT="0" distB="0" distL="0" distR="0" wp14:anchorId="6458FEB4" wp14:editId="6383A43D">
-            <wp:extent cx="5829300" cy="2108200"/>
-            <wp:effectExtent l="0" t="0" r="0" b="0"/>
+          <wp:inline distT="0" distB="0" distL="0" distR="0" wp14:anchorId="6458FEB4" wp14:editId="1982D94C">
+            <wp:extent cx="4524292" cy="1636237"/>
+            <wp:effectExtent l="0" t="0" r="0" b="2540"/>
             <wp:docPr id="823480508" name="Picture 1"/>
             <wp:cNvGraphicFramePr>
               <a:graphicFrameLocks xmlns:a="http://schemas.openxmlformats.org/drawingml/2006/main" noChangeAspect="1"/>
@@ -63,7 +63,7 @@
                   <pic:spPr>
                     <a:xfrm>
                       <a:off x="0" y="0"/>
-                      <a:ext cx="5829300" cy="2108200"/>
+                      <a:ext cx="4557593" cy="1648281"/>
                     </a:xfrm>
                     <a:prstGeom prst="rect">
                       <a:avLst/>
@@ -80,8 +80,8 @@
           <w:noProof/>
         </w:rPr>
         <w:drawing>
-          <wp:inline distT="0" distB="0" distL="0" distR="0" wp14:anchorId="1DFDF8D6" wp14:editId="333FF246">
-            <wp:extent cx="5689600" cy="1092200"/>
+          <wp:inline distT="0" distB="0" distL="0" distR="0" wp14:anchorId="1DFDF8D6" wp14:editId="444AB112">
+            <wp:extent cx="5112689" cy="981454"/>
             <wp:effectExtent l="0" t="0" r="0" b="0"/>
             <wp:docPr id="1792611894" name="Picture 2"/>
             <wp:cNvGraphicFramePr>
@@ -109,7 +109,7 @@
                   <pic:spPr>
                     <a:xfrm>
                       <a:off x="0" y="0"/>
-                      <a:ext cx="5689600" cy="1092200"/>
+                      <a:ext cx="5133190" cy="985390"/>
                     </a:xfrm>
                     <a:prstGeom prst="rect">
                       <a:avLst/>
@@ -128,9 +128,9 @@
           <w:noProof/>
         </w:rPr>
         <w:drawing>
-          <wp:inline distT="0" distB="0" distL="0" distR="0" wp14:anchorId="268C4D9F" wp14:editId="317D1DC7">
-            <wp:extent cx="5854700" cy="622300"/>
-            <wp:effectExtent l="0" t="0" r="0" b="0"/>
+          <wp:inline distT="0" distB="0" distL="0" distR="0" wp14:anchorId="268C4D9F" wp14:editId="343ADC2A">
+            <wp:extent cx="5191760" cy="551836"/>
+            <wp:effectExtent l="0" t="0" r="2540" b="0"/>
             <wp:docPr id="1165370367" name="Picture 3"/>
             <wp:cNvGraphicFramePr>
               <a:graphicFrameLocks xmlns:a="http://schemas.openxmlformats.org/drawingml/2006/main" noChangeAspect="1"/>
@@ -157,7 +157,7 @@
                   <pic:spPr>
                     <a:xfrm>
                       <a:off x="0" y="0"/>
-                      <a:ext cx="5854700" cy="622300"/>
+                      <a:ext cx="5219054" cy="554737"/>
                     </a:xfrm>
                     <a:prstGeom prst="rect">
                       <a:avLst/>
@@ -176,9 +176,9 @@
           <w:noProof/>
         </w:rPr>
         <w:drawing>
-          <wp:inline distT="0" distB="0" distL="0" distR="0" wp14:anchorId="222DA14E" wp14:editId="3B8082A6">
-            <wp:extent cx="5651500" cy="1371600"/>
-            <wp:effectExtent l="0" t="0" r="0" b="0"/>
+          <wp:inline distT="0" distB="0" distL="0" distR="0" wp14:anchorId="222DA14E" wp14:editId="5E51CBD0">
+            <wp:extent cx="4945711" cy="1200307"/>
+            <wp:effectExtent l="0" t="0" r="0" b="6350"/>
             <wp:docPr id="39775794" name="Picture 4"/>
             <wp:cNvGraphicFramePr>
               <a:graphicFrameLocks xmlns:a="http://schemas.openxmlformats.org/drawingml/2006/main" noChangeAspect="1"/>
@@ -205,7 +205,7 @@
                   <pic:spPr>
                     <a:xfrm>
                       <a:off x="0" y="0"/>
-                      <a:ext cx="5651500" cy="1371600"/>
+                      <a:ext cx="5019611" cy="1218242"/>
                     </a:xfrm>
                     <a:prstGeom prst="rect">
                       <a:avLst/>
@@ -224,9 +224,9 @@
           <w:noProof/>
         </w:rPr>
         <w:drawing>
-          <wp:inline distT="0" distB="0" distL="0" distR="0" wp14:anchorId="746B6067" wp14:editId="7B1E788F">
-            <wp:extent cx="5778500" cy="787400"/>
-            <wp:effectExtent l="0" t="0" r="0" b="0"/>
+          <wp:inline distT="0" distB="0" distL="0" distR="0" wp14:anchorId="746B6067" wp14:editId="7276233E">
+            <wp:extent cx="5191760" cy="707449"/>
+            <wp:effectExtent l="0" t="0" r="2540" b="3810"/>
             <wp:docPr id="2030186054" name="Picture 5"/>
             <wp:cNvGraphicFramePr>
               <a:graphicFrameLocks xmlns:a="http://schemas.openxmlformats.org/drawingml/2006/main" noChangeAspect="1"/>
@@ -253,7 +253,7 @@
                   <pic:spPr>
                     <a:xfrm>
                       <a:off x="0" y="0"/>
-                      <a:ext cx="5778500" cy="787400"/>
+                      <a:ext cx="5235172" cy="713364"/>
                     </a:xfrm>
                     <a:prstGeom prst="rect">
                       <a:avLst/>
@@ -271,11 +271,10 @@
         <w:rPr>
           <w:noProof/>
         </w:rPr>
-        <w:lastRenderedPageBreak/>
         <w:drawing>
-          <wp:inline distT="0" distB="0" distL="0" distR="0" wp14:anchorId="17247A97" wp14:editId="55115D11">
-            <wp:extent cx="5842000" cy="1485900"/>
-            <wp:effectExtent l="0" t="0" r="0" b="0"/>
+          <wp:inline distT="0" distB="0" distL="0" distR="0" wp14:anchorId="17247A97" wp14:editId="301B7F8E">
+            <wp:extent cx="4595854" cy="1168945"/>
+            <wp:effectExtent l="0" t="0" r="1905" b="0"/>
             <wp:docPr id="1317381936" name="Picture 6"/>
             <wp:cNvGraphicFramePr>
               <a:graphicFrameLocks xmlns:a="http://schemas.openxmlformats.org/drawingml/2006/main" noChangeAspect="1"/>
@@ -302,7 +301,7 @@
                   <pic:spPr>
                     <a:xfrm>
                       <a:off x="0" y="0"/>
-                      <a:ext cx="5842000" cy="1485900"/>
+                      <a:ext cx="4621768" cy="1175536"/>
                     </a:xfrm>
                     <a:prstGeom prst="rect">
                       <a:avLst/>
